--- a/downloads/handouts/Unit 05/Handout 05.05 - Tool Kit Guide and Count Sheet.docx
+++ b/downloads/handouts/Unit 05/Handout 05.05 - Tool Kit Guide and Count Sheet.docx
@@ -58,9 +58,9 @@
       <w:pPr>
         <w:pStyle w:val="Heading2"/>
       </w:pPr>
-      <w:bookmarkStart w:id="21" w:name="word-bank-in-other-languages"/>
-      <w:r>
-        <w:t xml:space="preserve">Word bank in other languages</w:t>
+      <w:bookmarkStart w:id="21" w:name="word-bank-in-spanish"/>
+      <w:r>
+        <w:t xml:space="preserve">Word bank in Spanish</w:t>
       </w:r>
       <w:bookmarkEnd w:id="21"/>
     </w:p>
@@ -71,10 +71,8 @@
         <w:tblLook w:firstRow="1"/>
       </w:tblPr>
       <w:tblGrid>
-        <w:gridCol w:w="2340"/>
-        <w:gridCol w:w="2340"/>
-        <w:gridCol w:w="2340"/>
-        <w:gridCol w:w="2340"/>
+        <w:gridCol w:w="4680"/>
+        <w:gridCol w:w="4680"/>
       </w:tblGrid>
       <w:tr>
         <w:trPr>
@@ -82,7 +80,7 @@
         </w:trPr>
         <w:tc>
           <w:tcPr>
-            <w:tcW w:type="dxa" w:w="2340"/>
+            <w:tcW w:type="dxa" w:w="4680"/>
             <w:tcBorders>
               <w:bottom w:val="single"/>
             </w:tcBorders>
@@ -100,7 +98,7 @@
         </w:tc>
         <w:tc>
           <w:tcPr>
-            <w:tcW w:type="dxa" w:w="2340"/>
+            <w:tcW w:type="dxa" w:w="4680"/>
             <w:tcBorders>
               <w:bottom w:val="single"/>
             </w:tcBorders>
@@ -112,42 +110,6 @@
               <w:jc w:val="left"/>
             </w:pPr>
             <w:r>
-              <w:t xml:space="preserve">Turkish</w:t>
-            </w:r>
-          </w:p>
-        </w:tc>
-        <w:tc>
-          <w:tcPr>
-            <w:tcW w:type="dxa" w:w="2340"/>
-            <w:tcBorders>
-              <w:bottom w:val="single"/>
-            </w:tcBorders>
-            <w:vAlign w:val="bottom"/>
-          </w:tcPr>
-          <w:p>
-            <w:pPr>
-              <w:pStyle w:val="Compact"/>
-              <w:jc w:val="left"/>
-            </w:pPr>
-            <w:r>
-              <w:t xml:space="preserve">Portuguese</w:t>
-            </w:r>
-          </w:p>
-        </w:tc>
-        <w:tc>
-          <w:tcPr>
-            <w:tcW w:type="dxa" w:w="2340"/>
-            <w:tcBorders>
-              <w:bottom w:val="single"/>
-            </w:tcBorders>
-            <w:vAlign w:val="bottom"/>
-          </w:tcPr>
-          <w:p>
-            <w:pPr>
-              <w:pStyle w:val="Compact"/>
-              <w:jc w:val="left"/>
-            </w:pPr>
-            <w:r>
               <w:t xml:space="preserve">Spanish</w:t>
             </w:r>
           </w:p>
@@ -156,7 +118,7 @@
       <w:tr>
         <w:tc>
           <w:tcPr>
-            <w:tcW w:type="dxa" w:w="2340"/>
+            <w:tcW w:type="dxa" w:w="4680"/>
           </w:tcPr>
           <w:p>
             <w:pPr>
@@ -170,35 +132,7 @@
         </w:tc>
         <w:tc>
           <w:tcPr>
-            <w:tcW w:type="dxa" w:w="2340"/>
-          </w:tcPr>
-          <w:p>
-            <w:pPr>
-              <w:pStyle w:val="Compact"/>
-              <w:jc w:val="left"/>
-            </w:pPr>
-            <w:r>
-              <w:t xml:space="preserve">iğne</w:t>
-            </w:r>
-          </w:p>
-        </w:tc>
-        <w:tc>
-          <w:tcPr>
-            <w:tcW w:type="dxa" w:w="2340"/>
-          </w:tcPr>
-          <w:p>
-            <w:pPr>
-              <w:pStyle w:val="Compact"/>
-              <w:jc w:val="left"/>
-            </w:pPr>
-            <w:r>
-              <w:t xml:space="preserve">agulha</w:t>
-            </w:r>
-          </w:p>
-        </w:tc>
-        <w:tc>
-          <w:tcPr>
-            <w:tcW w:type="dxa" w:w="2340"/>
+            <w:tcW w:type="dxa" w:w="4680"/>
           </w:tcPr>
           <w:p>
             <w:pPr>
@@ -214,7 +148,7 @@
       <w:tr>
         <w:tc>
           <w:tcPr>
-            <w:tcW w:type="dxa" w:w="2340"/>
+            <w:tcW w:type="dxa" w:w="4680"/>
           </w:tcPr>
           <w:p>
             <w:pPr>
@@ -228,35 +162,7 @@
         </w:tc>
         <w:tc>
           <w:tcPr>
-            <w:tcW w:type="dxa" w:w="2340"/>
-          </w:tcPr>
-          <w:p>
-            <w:pPr>
-              <w:pStyle w:val="Compact"/>
-              <w:jc w:val="left"/>
-            </w:pPr>
-            <w:r>
-              <w:t xml:space="preserve">toplu iğne</w:t>
-            </w:r>
-          </w:p>
-        </w:tc>
-        <w:tc>
-          <w:tcPr>
-            <w:tcW w:type="dxa" w:w="2340"/>
-          </w:tcPr>
-          <w:p>
-            <w:pPr>
-              <w:pStyle w:val="Compact"/>
-              <w:jc w:val="left"/>
-            </w:pPr>
-            <w:r>
-              <w:t xml:space="preserve">alfinete</w:t>
-            </w:r>
-          </w:p>
-        </w:tc>
-        <w:tc>
-          <w:tcPr>
-            <w:tcW w:type="dxa" w:w="2340"/>
+            <w:tcW w:type="dxa" w:w="4680"/>
           </w:tcPr>
           <w:p>
             <w:pPr>
@@ -272,7 +178,7 @@
       <w:tr>
         <w:tc>
           <w:tcPr>
-            <w:tcW w:type="dxa" w:w="2340"/>
+            <w:tcW w:type="dxa" w:w="4680"/>
           </w:tcPr>
           <w:p>
             <w:pPr>
@@ -286,35 +192,7 @@
         </w:tc>
         <w:tc>
           <w:tcPr>
-            <w:tcW w:type="dxa" w:w="2340"/>
-          </w:tcPr>
-          <w:p>
-            <w:pPr>
-              <w:pStyle w:val="Compact"/>
-              <w:jc w:val="left"/>
-            </w:pPr>
-            <w:r>
-              <w:t xml:space="preserve">iğne yastığı</w:t>
-            </w:r>
-          </w:p>
-        </w:tc>
-        <w:tc>
-          <w:tcPr>
-            <w:tcW w:type="dxa" w:w="2340"/>
-          </w:tcPr>
-          <w:p>
-            <w:pPr>
-              <w:pStyle w:val="Compact"/>
-              <w:jc w:val="left"/>
-            </w:pPr>
-            <w:r>
-              <w:t xml:space="preserve">almofada de alfinetes</w:t>
-            </w:r>
-          </w:p>
-        </w:tc>
-        <w:tc>
-          <w:tcPr>
-            <w:tcW w:type="dxa" w:w="2340"/>
+            <w:tcW w:type="dxa" w:w="4680"/>
           </w:tcPr>
           <w:p>
             <w:pPr>
@@ -330,7 +208,7 @@
       <w:tr>
         <w:tc>
           <w:tcPr>
-            <w:tcW w:type="dxa" w:w="2340"/>
+            <w:tcW w:type="dxa" w:w="4680"/>
           </w:tcPr>
           <w:p>
             <w:pPr>
@@ -344,35 +222,7 @@
         </w:tc>
         <w:tc>
           <w:tcPr>
-            <w:tcW w:type="dxa" w:w="2340"/>
-          </w:tcPr>
-          <w:p>
-            <w:pPr>
-              <w:pStyle w:val="Compact"/>
-              <w:jc w:val="left"/>
-            </w:pPr>
-            <w:r>
-              <w:t xml:space="preserve">iplik</w:t>
-            </w:r>
-          </w:p>
-        </w:tc>
-        <w:tc>
-          <w:tcPr>
-            <w:tcW w:type="dxa" w:w="2340"/>
-          </w:tcPr>
-          <w:p>
-            <w:pPr>
-              <w:pStyle w:val="Compact"/>
-              <w:jc w:val="left"/>
-            </w:pPr>
-            <w:r>
-              <w:t xml:space="preserve">linha</w:t>
-            </w:r>
-          </w:p>
-        </w:tc>
-        <w:tc>
-          <w:tcPr>
-            <w:tcW w:type="dxa" w:w="2340"/>
+            <w:tcW w:type="dxa" w:w="4680"/>
           </w:tcPr>
           <w:p>
             <w:pPr>
@@ -388,7 +238,7 @@
       <w:tr>
         <w:tc>
           <w:tcPr>
-            <w:tcW w:type="dxa" w:w="2340"/>
+            <w:tcW w:type="dxa" w:w="4680"/>
           </w:tcPr>
           <w:p>
             <w:pPr>
@@ -402,21 +252,7 @@
         </w:tc>
         <w:tc>
           <w:tcPr>
-            <w:tcW w:type="dxa" w:w="2340"/>
-          </w:tcPr>
-          <w:p>
-            <w:pPr>
-              <w:pStyle w:val="Compact"/>
-              <w:jc w:val="left"/>
-            </w:pPr>
-            <w:r>
-              <w:t xml:space="preserve">yüksük</w:t>
-            </w:r>
-          </w:p>
-        </w:tc>
-        <w:tc>
-          <w:tcPr>
-            <w:tcW w:type="dxa" w:w="2340"/>
+            <w:tcW w:type="dxa" w:w="4680"/>
           </w:tcPr>
           <w:p>
             <w:pPr>
@@ -428,25 +264,11 @@
             </w:r>
           </w:p>
         </w:tc>
-        <w:tc>
-          <w:tcPr>
-            <w:tcW w:type="dxa" w:w="2340"/>
-          </w:tcPr>
-          <w:p>
-            <w:pPr>
-              <w:pStyle w:val="Compact"/>
-              <w:jc w:val="left"/>
-            </w:pPr>
-            <w:r>
-              <w:t xml:space="preserve">dedal</w:t>
-            </w:r>
-          </w:p>
-        </w:tc>
-      </w:tr>
-      <w:tr>
-        <w:tc>
-          <w:tcPr>
-            <w:tcW w:type="dxa" w:w="2340"/>
+      </w:tr>
+      <w:tr>
+        <w:tc>
+          <w:tcPr>
+            <w:tcW w:type="dxa" w:w="4680"/>
           </w:tcPr>
           <w:p>
             <w:pPr>
@@ -460,35 +282,7 @@
         </w:tc>
         <w:tc>
           <w:tcPr>
-            <w:tcW w:type="dxa" w:w="2340"/>
-          </w:tcPr>
-          <w:p>
-            <w:pPr>
-              <w:pStyle w:val="Compact"/>
-              <w:jc w:val="left"/>
-            </w:pPr>
-            <w:r>
-              <w:t xml:space="preserve">kumaş makası</w:t>
-            </w:r>
-          </w:p>
-        </w:tc>
-        <w:tc>
-          <w:tcPr>
-            <w:tcW w:type="dxa" w:w="2340"/>
-          </w:tcPr>
-          <w:p>
-            <w:pPr>
-              <w:pStyle w:val="Compact"/>
-              <w:jc w:val="left"/>
-            </w:pPr>
-            <w:r>
-              <w:t xml:space="preserve">tesoura de tecido</w:t>
-            </w:r>
-          </w:p>
-        </w:tc>
-        <w:tc>
-          <w:tcPr>
-            <w:tcW w:type="dxa" w:w="2340"/>
+            <w:tcW w:type="dxa" w:w="4680"/>
           </w:tcPr>
           <w:p>
             <w:pPr>
@@ -504,7 +298,7 @@
       <w:tr>
         <w:tc>
           <w:tcPr>
-            <w:tcW w:type="dxa" w:w="2340"/>
+            <w:tcW w:type="dxa" w:w="4680"/>
           </w:tcPr>
           <w:p>
             <w:pPr>
@@ -518,35 +312,7 @@
         </w:tc>
         <w:tc>
           <w:tcPr>
-            <w:tcW w:type="dxa" w:w="2340"/>
-          </w:tcPr>
-          <w:p>
-            <w:pPr>
-              <w:pStyle w:val="Compact"/>
-              <w:jc w:val="left"/>
-            </w:pPr>
-            <w:r>
-              <w:t xml:space="preserve">iplik makası</w:t>
-            </w:r>
-          </w:p>
-        </w:tc>
-        <w:tc>
-          <w:tcPr>
-            <w:tcW w:type="dxa" w:w="2340"/>
-          </w:tcPr>
-          <w:p>
-            <w:pPr>
-              <w:pStyle w:val="Compact"/>
-              <w:jc w:val="left"/>
-            </w:pPr>
-            <w:r>
-              <w:t xml:space="preserve">tesourinha</w:t>
-            </w:r>
-          </w:p>
-        </w:tc>
-        <w:tc>
-          <w:tcPr>
-            <w:tcW w:type="dxa" w:w="2340"/>
+            <w:tcW w:type="dxa" w:w="4680"/>
           </w:tcPr>
           <w:p>
             <w:pPr>
@@ -562,7 +328,7 @@
       <w:tr>
         <w:tc>
           <w:tcPr>
-            <w:tcW w:type="dxa" w:w="2340"/>
+            <w:tcW w:type="dxa" w:w="4680"/>
           </w:tcPr>
           <w:p>
             <w:pPr>
@@ -576,35 +342,7 @@
         </w:tc>
         <w:tc>
           <w:tcPr>
-            <w:tcW w:type="dxa" w:w="2340"/>
-          </w:tcPr>
-          <w:p>
-            <w:pPr>
-              <w:pStyle w:val="Compact"/>
-              <w:jc w:val="left"/>
-            </w:pPr>
-            <w:r>
-              <w:t xml:space="preserve">dikiş sökücü</w:t>
-            </w:r>
-          </w:p>
-        </w:tc>
-        <w:tc>
-          <w:tcPr>
-            <w:tcW w:type="dxa" w:w="2340"/>
-          </w:tcPr>
-          <w:p>
-            <w:pPr>
-              <w:pStyle w:val="Compact"/>
-              <w:jc w:val="left"/>
-            </w:pPr>
-            <w:r>
-              <w:t xml:space="preserve">abridor de casas (desmanchador)</w:t>
-            </w:r>
-          </w:p>
-        </w:tc>
-        <w:tc>
-          <w:tcPr>
-            <w:tcW w:type="dxa" w:w="2340"/>
+            <w:tcW w:type="dxa" w:w="4680"/>
           </w:tcPr>
           <w:p>
             <w:pPr>
@@ -620,7 +358,7 @@
       <w:tr>
         <w:tc>
           <w:tcPr>
-            <w:tcW w:type="dxa" w:w="2340"/>
+            <w:tcW w:type="dxa" w:w="4680"/>
           </w:tcPr>
           <w:p>
             <w:pPr>
@@ -634,35 +372,7 @@
         </w:tc>
         <w:tc>
           <w:tcPr>
-            <w:tcW w:type="dxa" w:w="2340"/>
-          </w:tcPr>
-          <w:p>
-            <w:pPr>
-              <w:pStyle w:val="Compact"/>
-              <w:jc w:val="left"/>
-            </w:pPr>
-            <w:r>
-              <w:t xml:space="preserve">mezura</w:t>
-            </w:r>
-          </w:p>
-        </w:tc>
-        <w:tc>
-          <w:tcPr>
-            <w:tcW w:type="dxa" w:w="2340"/>
-          </w:tcPr>
-          <w:p>
-            <w:pPr>
-              <w:pStyle w:val="Compact"/>
-              <w:jc w:val="left"/>
-            </w:pPr>
-            <w:r>
-              <w:t xml:space="preserve">fita métrica (trena)</w:t>
-            </w:r>
-          </w:p>
-        </w:tc>
-        <w:tc>
-          <w:tcPr>
-            <w:tcW w:type="dxa" w:w="2340"/>
+            <w:tcW w:type="dxa" w:w="4680"/>
           </w:tcPr>
           <w:p>
             <w:pPr>
@@ -678,7 +388,7 @@
       <w:tr>
         <w:tc>
           <w:tcPr>
-            <w:tcW w:type="dxa" w:w="2340"/>
+            <w:tcW w:type="dxa" w:w="4680"/>
           </w:tcPr>
           <w:p>
             <w:pPr>
@@ -692,35 +402,7 @@
         </w:tc>
         <w:tc>
           <w:tcPr>
-            <w:tcW w:type="dxa" w:w="2340"/>
-          </w:tcPr>
-          <w:p>
-            <w:pPr>
-              <w:pStyle w:val="Compact"/>
-              <w:jc w:val="left"/>
-            </w:pPr>
-            <w:r>
-              <w:t xml:space="preserve">tebeşir</w:t>
-            </w:r>
-          </w:p>
-        </w:tc>
-        <w:tc>
-          <w:tcPr>
-            <w:tcW w:type="dxa" w:w="2340"/>
-          </w:tcPr>
-          <w:p>
-            <w:pPr>
-              <w:pStyle w:val="Compact"/>
-              <w:jc w:val="left"/>
-            </w:pPr>
-            <w:r>
-              <w:t xml:space="preserve">giz de alfaiate</w:t>
-            </w:r>
-          </w:p>
-        </w:tc>
-        <w:tc>
-          <w:tcPr>
-            <w:tcW w:type="dxa" w:w="2340"/>
+            <w:tcW w:type="dxa" w:w="4680"/>
           </w:tcPr>
           <w:p>
             <w:pPr>
@@ -736,7 +418,7 @@
       <w:tr>
         <w:tc>
           <w:tcPr>
-            <w:tcW w:type="dxa" w:w="2340"/>
+            <w:tcW w:type="dxa" w:w="4680"/>
           </w:tcPr>
           <w:p>
             <w:pPr>
@@ -750,35 +432,7 @@
         </w:tc>
         <w:tc>
           <w:tcPr>
-            <w:tcW w:type="dxa" w:w="2340"/>
-          </w:tcPr>
-          <w:p>
-            <w:pPr>
-              <w:pStyle w:val="Compact"/>
-              <w:jc w:val="left"/>
-            </w:pPr>
-            <w:r>
-              <w:t xml:space="preserve">ütü</w:t>
-            </w:r>
-          </w:p>
-        </w:tc>
-        <w:tc>
-          <w:tcPr>
-            <w:tcW w:type="dxa" w:w="2340"/>
-          </w:tcPr>
-          <w:p>
-            <w:pPr>
-              <w:pStyle w:val="Compact"/>
-              <w:jc w:val="left"/>
-            </w:pPr>
-            <w:r>
-              <w:t xml:space="preserve">ferro de passar</w:t>
-            </w:r>
-          </w:p>
-        </w:tc>
-        <w:tc>
-          <w:tcPr>
-            <w:tcW w:type="dxa" w:w="2340"/>
+            <w:tcW w:type="dxa" w:w="4680"/>
           </w:tcPr>
           <w:p>
             <w:pPr>
@@ -794,7 +448,7 @@
       <w:tr>
         <w:tc>
           <w:tcPr>
-            <w:tcW w:type="dxa" w:w="2340"/>
+            <w:tcW w:type="dxa" w:w="4680"/>
           </w:tcPr>
           <w:p>
             <w:pPr>
@@ -808,21 +462,7 @@
         </w:tc>
         <w:tc>
           <w:tcPr>
-            <w:tcW w:type="dxa" w:w="2340"/>
-          </w:tcPr>
-          <w:p>
-            <w:pPr>
-              <w:pStyle w:val="Compact"/>
-              <w:jc w:val="left"/>
-            </w:pPr>
-            <w:r>
-              <w:t xml:space="preserve">saymak</w:t>
-            </w:r>
-          </w:p>
-        </w:tc>
-        <w:tc>
-          <w:tcPr>
-            <w:tcW w:type="dxa" w:w="2340"/>
+            <w:tcW w:type="dxa" w:w="4680"/>
           </w:tcPr>
           <w:p>
             <w:pPr>
@@ -834,25 +474,11 @@
             </w:r>
           </w:p>
         </w:tc>
-        <w:tc>
-          <w:tcPr>
-            <w:tcW w:type="dxa" w:w="2340"/>
-          </w:tcPr>
-          <w:p>
-            <w:pPr>
-              <w:pStyle w:val="Compact"/>
-              <w:jc w:val="left"/>
-            </w:pPr>
-            <w:r>
-              <w:t xml:space="preserve">contar</w:t>
-            </w:r>
-          </w:p>
-        </w:tc>
-      </w:tr>
-      <w:tr>
-        <w:tc>
-          <w:tcPr>
-            <w:tcW w:type="dxa" w:w="2340"/>
+      </w:tr>
+      <w:tr>
+        <w:tc>
+          <w:tcPr>
+            <w:tcW w:type="dxa" w:w="4680"/>
           </w:tcPr>
           <w:p>
             <w:pPr>
@@ -866,35 +492,7 @@
         </w:tc>
         <w:tc>
           <w:tcPr>
-            <w:tcW w:type="dxa" w:w="2340"/>
-          </w:tcPr>
-          <w:p>
-            <w:pPr>
-              <w:pStyle w:val="Compact"/>
-              <w:jc w:val="left"/>
-            </w:pPr>
-            <w:r>
-              <w:t xml:space="preserve">güvenli</w:t>
-            </w:r>
-          </w:p>
-        </w:tc>
-        <w:tc>
-          <w:tcPr>
-            <w:tcW w:type="dxa" w:w="2340"/>
-          </w:tcPr>
-          <w:p>
-            <w:pPr>
-              <w:pStyle w:val="Compact"/>
-              <w:jc w:val="left"/>
-            </w:pPr>
-            <w:r>
-              <w:t xml:space="preserve">seguro</w:t>
-            </w:r>
-          </w:p>
-        </w:tc>
-        <w:tc>
-          <w:tcPr>
-            <w:tcW w:type="dxa" w:w="2340"/>
+            <w:tcW w:type="dxa" w:w="4680"/>
           </w:tcPr>
           <w:p>
             <w:pPr>
@@ -1539,33 +1137,75 @@
       </w:r>
     </w:p>
     <w:p>
-      <w:r>
-        <w:br w:type="page"/>
-      </w:r>
-    </w:p>
-    <w:p>
-      <w:r>
-        <w:br w:type="page"/>
-      </w:r>
-    </w:p>
-    <w:p>
-      <w:r>
-        <w:br w:type="page"/>
-      </w:r>
-    </w:p>
-    <w:p>
-      <w:r>
-        <w:br w:type="page"/>
-      </w:r>
-    </w:p>
-    <w:p>
-      <w:r>
-        <w:br w:type="page"/>
-      </w:r>
-    </w:p>
-    <w:p>
-      <w:r>
-        <w:br w:type="page"/>
+      <w:pPr>
+        <w:numPr>
+          <w:ilvl w:val="0"/>
+          <w:numId w:val="1001"/>
+        </w:numPr>
+        <w:pStyle w:val="Compact"/>
+      </w:pPr>
+      <w:r>
+        <w:t xml:space="preserve">_______________________________________________________________________</w:t>
+      </w:r>
+    </w:p>
+    <w:p>
+      <w:pPr>
+        <w:numPr>
+          <w:ilvl w:val="0"/>
+          <w:numId w:val="1001"/>
+        </w:numPr>
+        <w:pStyle w:val="Compact"/>
+      </w:pPr>
+      <w:r>
+        <w:t xml:space="preserve">_______________________________________________________________________</w:t>
+      </w:r>
+    </w:p>
+    <w:p>
+      <w:pPr>
+        <w:numPr>
+          <w:ilvl w:val="0"/>
+          <w:numId w:val="1001"/>
+        </w:numPr>
+        <w:pStyle w:val="Compact"/>
+      </w:pPr>
+      <w:r>
+        <w:t xml:space="preserve">_______________________________________________________________________</w:t>
+      </w:r>
+    </w:p>
+    <w:p>
+      <w:pPr>
+        <w:numPr>
+          <w:ilvl w:val="0"/>
+          <w:numId w:val="1001"/>
+        </w:numPr>
+        <w:pStyle w:val="Compact"/>
+      </w:pPr>
+      <w:r>
+        <w:t xml:space="preserve">_______________________________________________________________________</w:t>
+      </w:r>
+    </w:p>
+    <w:p>
+      <w:pPr>
+        <w:numPr>
+          <w:ilvl w:val="0"/>
+          <w:numId w:val="1001"/>
+        </w:numPr>
+        <w:pStyle w:val="Compact"/>
+      </w:pPr>
+      <w:r>
+        <w:t xml:space="preserve">_______________________________________________________________________</w:t>
+      </w:r>
+    </w:p>
+    <w:p>
+      <w:pPr>
+        <w:numPr>
+          <w:ilvl w:val="0"/>
+          <w:numId w:val="1001"/>
+        </w:numPr>
+        <w:pStyle w:val="Compact"/>
+      </w:pPr>
+      <w:r>
+        <w:t xml:space="preserve">_______________________________________________________________________</w:t>
       </w:r>
     </w:p>
     <w:p>
@@ -1580,33 +1220,75 @@
       </w:r>
     </w:p>
     <w:p>
-      <w:r>
-        <w:br w:type="page"/>
-      </w:r>
-    </w:p>
-    <w:p>
-      <w:r>
-        <w:br w:type="page"/>
-      </w:r>
-    </w:p>
-    <w:p>
-      <w:r>
-        <w:br w:type="page"/>
-      </w:r>
-    </w:p>
-    <w:p>
-      <w:r>
-        <w:br w:type="page"/>
-      </w:r>
-    </w:p>
-    <w:p>
-      <w:r>
-        <w:br w:type="page"/>
-      </w:r>
-    </w:p>
-    <w:p>
-      <w:r>
-        <w:br w:type="page"/>
+      <w:pPr>
+        <w:numPr>
+          <w:ilvl w:val="0"/>
+          <w:numId w:val="1002"/>
+        </w:numPr>
+        <w:pStyle w:val="Compact"/>
+      </w:pPr>
+      <w:r>
+        <w:t xml:space="preserve">_______________________________________________________________________</w:t>
+      </w:r>
+    </w:p>
+    <w:p>
+      <w:pPr>
+        <w:numPr>
+          <w:ilvl w:val="0"/>
+          <w:numId w:val="1002"/>
+        </w:numPr>
+        <w:pStyle w:val="Compact"/>
+      </w:pPr>
+      <w:r>
+        <w:t xml:space="preserve">_______________________________________________________________________</w:t>
+      </w:r>
+    </w:p>
+    <w:p>
+      <w:pPr>
+        <w:numPr>
+          <w:ilvl w:val="0"/>
+          <w:numId w:val="1002"/>
+        </w:numPr>
+        <w:pStyle w:val="Compact"/>
+      </w:pPr>
+      <w:r>
+        <w:t xml:space="preserve">_______________________________________________________________________</w:t>
+      </w:r>
+    </w:p>
+    <w:p>
+      <w:pPr>
+        <w:numPr>
+          <w:ilvl w:val="0"/>
+          <w:numId w:val="1002"/>
+        </w:numPr>
+        <w:pStyle w:val="Compact"/>
+      </w:pPr>
+      <w:r>
+        <w:t xml:space="preserve">_______________________________________________________________________</w:t>
+      </w:r>
+    </w:p>
+    <w:p>
+      <w:pPr>
+        <w:numPr>
+          <w:ilvl w:val="0"/>
+          <w:numId w:val="1002"/>
+        </w:numPr>
+        <w:pStyle w:val="Compact"/>
+      </w:pPr>
+      <w:r>
+        <w:t xml:space="preserve">_______________________________________________________________________</w:t>
+      </w:r>
+    </w:p>
+    <w:p>
+      <w:pPr>
+        <w:numPr>
+          <w:ilvl w:val="0"/>
+          <w:numId w:val="1002"/>
+        </w:numPr>
+        <w:pStyle w:val="Compact"/>
+      </w:pPr>
+      <w:r>
+        <w:t xml:space="preserve">_______________________________________________________________________</w:t>
       </w:r>
     </w:p>
     <w:p>
@@ -2899,8 +2581,11 @@
       </w:r>
     </w:p>
     <w:p>
-      <w:r>
-        <w:br w:type="page"/>
+      <w:pPr>
+        <w:pStyle w:val="BodyText"/>
+      </w:pPr>
+      <w:r>
+        <w:t xml:space="preserve">_______________________________________________________________________</w:t>
       </w:r>
     </w:p>
     <w:p>
@@ -2926,13 +2611,17 @@
       </w:r>
     </w:p>
     <w:p>
-      <w:r>
-        <w:br w:type="page"/>
-      </w:r>
-    </w:p>
-    <w:p>
-      <w:r>
-        <w:br w:type="page"/>
+      <w:pPr>
+        <w:pStyle w:val="FirstParagraph"/>
+      </w:pPr>
+      <w:r>
+        <w:t xml:space="preserve">_______________________________________________________________________</w:t>
+      </w:r>
+      <w:r>
+        <w:t xml:space="preserve"> </w:t>
+      </w:r>
+      <w:r>
+        <w:t xml:space="preserve">_______________________________________________________________________</w:t>
       </w:r>
     </w:p>
     <w:p>
@@ -2948,8 +2637,11 @@
       </w:r>
     </w:p>
     <w:p>
-      <w:r>
-        <w:br w:type="page"/>
+      <w:pPr>
+        <w:pStyle w:val="FirstParagraph"/>
+      </w:pPr>
+      <w:r>
+        <w:t xml:space="preserve">_______________________________________________________________________</w:t>
       </w:r>
     </w:p>
     <w:p>
@@ -2965,8 +2657,11 @@
       </w:r>
     </w:p>
     <w:p>
-      <w:r>
-        <w:br w:type="page"/>
+      <w:pPr>
+        <w:pStyle w:val="FirstParagraph"/>
+      </w:pPr>
+      <w:r>
+        <w:t xml:space="preserve">_______________________________________________________________________</w:t>
       </w:r>
     </w:p>
     <w:sectPr>

--- a/downloads/handouts/Unit 05/Handout 05.05 - Tool Kit Guide and Count Sheet.docx
+++ b/downloads/handouts/Unit 05/Handout 05.05 - Tool Kit Guide and Count Sheet.docx
@@ -2313,6 +2313,62 @@
               <w:jc w:val="left"/>
             </w:pPr>
             <w:r>
+              <w:t xml:space="preserve">131</w:t>
+            </w:r>
+          </w:p>
+        </w:tc>
+        <w:tc>
+          <w:p>
+            <w:pPr>
+              <w:pStyle w:val="Compact"/>
+              <w:jc w:val="left"/>
+            </w:pPr>
+            <w:r>
+              <w:t xml:space="preserve">5.11 D3</w:t>
+            </w:r>
+          </w:p>
+        </w:tc>
+        <w:tc>
+          <w:p/>
+        </w:tc>
+        <w:tc>
+          <w:p/>
+        </w:tc>
+        <w:tc>
+          <w:p/>
+        </w:tc>
+        <w:tc>
+          <w:p/>
+        </w:tc>
+        <w:tc>
+          <w:p/>
+        </w:tc>
+        <w:tc>
+          <w:p>
+            <w:pPr>
+              <w:pStyle w:val="Compact"/>
+              <w:jc w:val="left"/>
+            </w:pPr>
+            <w:r>
+              <w:t xml:space="preserve">Y / N</w:t>
+            </w:r>
+          </w:p>
+        </w:tc>
+        <w:tc>
+          <w:p/>
+        </w:tc>
+        <w:tc>
+          <w:p/>
+        </w:tc>
+      </w:tr>
+      <w:tr>
+        <w:tc>
+          <w:p>
+            <w:pPr>
+              <w:pStyle w:val="Compact"/>
+              <w:jc w:val="left"/>
+            </w:pPr>
+            <w:r>
               <w:t xml:space="preserve">137</w:t>
             </w:r>
           </w:p>
@@ -2535,7 +2591,7 @@
         <w:pStyle w:val="BodyText"/>
       </w:pPr>
       <w:r>
-        <w:t xml:space="preserve">Fourteen rows, because there are fourteen days with needles and pins out: the ten sewing days of Topic 5.2 (days 121 to 130) and the four project build days (days 137 to 140). Day 141 is the gallery and nothing sharp comes out, so it has no row.</w:t>
+        <w:t xml:space="preserve">Fifteen rows, because there are fifteen days with needles and pins out: the eleven sewing days of Topic 5.2 (days 121 to 131) and the four project build days (days 137 to 140). Day 141 is the gallery and nothing sharp comes out, so it has no row.</w:t>
       </w:r>
     </w:p>
     <w:p>

--- a/downloads/handouts/Unit 05/Handout 05.05 - Tool Kit Guide and Count Sheet.docx
+++ b/downloads/handouts/Unit 05/Handout 05.05 - Tool Kit Guide and Count Sheet.docx
@@ -34,7 +34,7 @@
         <w:t xml:space="preserve"> </w:t>
       </w:r>
       <w:r>
-        <w:t xml:space="preserve">Fill in Part 1 before the kit is opened. Fill in Part 2 as each tool is held up, using the photo taped inside your kit lid. Copy the six rules in Part 3 and sign the bottom. Part 4 is the scenarios. Part 5 is the station count sheet; it stays on the station clipboard all unit, not in your folder.</w:t>
+        <w:t xml:space="preserve">Fill in Part 1 before the kit is opened. Fill in Part 2 as each tool is held up. Use the photo taped inside your kit lid. Copy the six rules in Part 3 and sign the bottom. Part 4 is three unsafe station scenarios (short stories). Part 5 is the station count sheet. It stays on the station clipboard all unit, not in your folder.</w:t>
       </w:r>
     </w:p>
     <w:p>
@@ -521,7 +521,7 @@
         <w:pStyle w:val="FirstParagraph"/>
       </w:pPr>
       <w:r>
-        <w:t xml:space="preserve">Write every sewing tool you can name and what you think it does. Do not open the kit.</w:t>
+        <w:t xml:space="preserve">Write every sewing tool you can name. Write what you think it does. Do not open the kit.</w:t>
       </w:r>
     </w:p>
     <w:tbl>
@@ -1133,7 +1133,7 @@
         <w:pStyle w:val="FirstParagraph"/>
       </w:pPr>
       <w:r>
-        <w:t xml:space="preserve">Copy them. You will be asked to write them from memory on the exit card.</w:t>
+        <w:t xml:space="preserve">Copy them. On the exit card you will write them from memory.</w:t>
       </w:r>
     </w:p>
     <w:p>
@@ -1370,7 +1370,7 @@
         <w:pStyle w:val="FirstParagraph"/>
       </w:pPr>
       <w:r>
-        <w:t xml:space="preserve">I have read the six needle rules and the count routine. I know where a needle and a pin are allowed to be. I know that breaking a rule at a station costs the station its work time for the day. I will count out and count in. On machine days I will run the machine close-down routine.</w:t>
+        <w:t xml:space="preserve">I have read the six needle rules and the count routine. I know where a needle and a pin are allowed to be. I know that if a rule is broken at a station, the station loses its work time for the day. I will count out and count in. On machine days I will run the machine close-down routine.</w:t>
       </w:r>
     </w:p>
     <w:p>
@@ -1396,7 +1396,7 @@
         <w:pStyle w:val="FirstParagraph"/>
       </w:pPr>
       <w:r>
-        <w:t xml:space="preserve">For each one: what rule was broken, what could happen, and what the station should do instead.</w:t>
+        <w:t xml:space="preserve">For each one, write three things: what rule was broken, what could happen, and what the station should do instead.</w:t>
       </w:r>
     </w:p>
     <w:p>
@@ -2591,7 +2591,7 @@
         <w:pStyle w:val="BodyText"/>
       </w:pPr>
       <w:r>
-        <w:t xml:space="preserve">Fifteen rows, because there are fifteen days with needles and pins out: the eleven sewing days of Topic 5.2 (days 121 to 131) and the four project build days (days 137 to 140). Day 141 is the gallery and nothing sharp comes out, so it has no row.</w:t>
+        <w:t xml:space="preserve">Fifteen rows, because there are fifteen days with needles and pins out: the eleven sewing days of Topic 5.2 (days 121 to 131, including the hand station on machine days) and the four project build days (days 137 to 140). Day 141 is the gallery and nothing sharp comes out, so it has no row.</w:t>
       </w:r>
     </w:p>
     <w:p>
@@ -2608,7 +2608,7 @@
         <w:t xml:space="preserve"> </w:t>
       </w:r>
       <w:r>
-        <w:t xml:space="preserve">two per station kit, six in the room. They are counted with the needles and pins and go back in the kit blades closed. If a pair is missing, the station does not leave either.</w:t>
+        <w:t xml:space="preserve">two per station kit, six in the room. Count them with the needles and pins. They go back in the kit with the blades closed. If a pair is missing, the station does not leave.</w:t>
       </w:r>
     </w:p>
     <w:p>
@@ -2625,7 +2625,7 @@
         <w:t xml:space="preserve"> </w:t>
       </w:r>
       <w:r>
-        <w:t xml:space="preserve">nobody leaves this station. Look on the table, on the chairs, in the work, on the floor under the table, and in every pocket and cuff. If it is still missing, hand this sheet to the teacher, stand back, and the teacher sweeps with the magnet. Write what happened in the notes.</w:t>
+        <w:t xml:space="preserve">nobody leaves this station. Look on the table, on the chairs, in the work, on the floor under the table, and in every pocket and cuff. If it is still missing, hand this sheet to the teacher and stand back. The teacher sweeps with the magnet. Write what happened in the notes.</w:t>
       </w:r>
     </w:p>
     <w:p>
@@ -2641,7 +2641,7 @@
         <w:pStyle w:val="BodyText"/>
       </w:pPr>
       <w:r>
-        <w:t xml:space="preserve">_______________________________________________________________________</w:t>
+        <w:t xml:space="preserve">(more room) _____________________________________________________________</w:t>
       </w:r>
     </w:p>
     <w:p>
@@ -2671,13 +2671,13 @@
         <w:pStyle w:val="FirstParagraph"/>
       </w:pPr>
       <w:r>
-        <w:t xml:space="preserve">_______________________________________________________________________</w:t>
+        <w:t xml:space="preserve">Rules: _______________________________________________________________</w:t>
       </w:r>
       <w:r>
         <w:t xml:space="preserve"> </w:t>
       </w:r>
       <w:r>
-        <w:t xml:space="preserve">_______________________________________________________________________</w:t>
+        <w:t xml:space="preserve">(more room) _____________________________________________________________</w:t>
       </w:r>
     </w:p>
     <w:p>
@@ -2697,7 +2697,7 @@
         <w:pStyle w:val="FirstParagraph"/>
       </w:pPr>
       <w:r>
-        <w:t xml:space="preserve">_______________________________________________________________________</w:t>
+        <w:t xml:space="preserve">Answer: _______________________________________________________________</w:t>
       </w:r>
     </w:p>
     <w:p>
@@ -2717,7 +2717,7 @@
         <w:pStyle w:val="FirstParagraph"/>
       </w:pPr>
       <w:r>
-        <w:t xml:space="preserve">_______________________________________________________________________</w:t>
+        <w:t xml:space="preserve">Answer: _______________________________________________________________</w:t>
       </w:r>
     </w:p>
     <w:sectPr>
